--- a/data/revised_2026-10_full/tracked/v2/Maths/SS4.1_Statistics_I/Mathematics_Statistics_I_SummaryTable_TRACKED.docx
+++ b/data/revised_2026-10_full/tracked/v2/Maths/SS4.1_Statistics_I/Mathematics_Statistics_I_SummaryTable_TRACKED.docx
@@ -2002,7 +2002,7 @@
         </w:rPr>
         <w:t xml:space="preserve">© 2026 SeaVuria and ARES. This work is licensed under a </w:t>
       </w:r>
-      <w:hyperlink w:history="1" r:id="rIdgyjequjtxuzwjw6eu-cs2">
+      <w:hyperlink w:history="1" r:id="rIdgtf5knzisnwxtdybt7ugl">
         <w:r>
           <w:rPr>
             <w:rFonts w:ascii="Arial" w:cs="Arial" w:eastAsia="Arial" w:hAnsi="Arial"/>
@@ -2022,7 +2022,7 @@
         </w:rPr>
         <w:t xml:space="preserve"> (</w:t>
       </w:r>
-      <w:hyperlink w:history="1" r:id="rIdvpbbkru39pmg5iky94xlh">
+      <w:hyperlink w:history="1" r:id="rIdaulrm2qsntcu1bhi1zzn0">
         <w:r>
           <w:rPr>
             <w:rFonts w:ascii="Arial" w:cs="Arial" w:eastAsia="Arial" w:hAnsi="Arial"/>
@@ -2042,7 +2042,7 @@
         </w:rPr>
         <w:t xml:space="preserve">). To view a copy of this license, visit </w:t>
       </w:r>
-      <w:hyperlink w:history="1" r:id="rId9zzl3monsxr5yorejzq_e">
+      <w:hyperlink w:history="1" r:id="rIdmvdag4wmtih3gm97t5qes">
         <w:r>
           <w:rPr>
             <w:rFonts w:ascii="Arial" w:cs="Arial" w:eastAsia="Arial" w:hAnsi="Arial"/>
